--- a/data/revised_2026-10_full/outputs/v2/Core_Mathematics/SS2.9_Linear_Motion/Core_Mathematics_Linear_Motion_CBE_LessonSequence.docx
+++ b/data/revised_2026-10_full/outputs/v2/Core_Mathematics/SS2.9_Linear_Motion/Core_Mathematics_Linear_Motion_CBE_LessonSequence.docx
@@ -2378,7 +2378,7 @@
         </w:rPr>
         <w:t xml:space="preserve">© 2026 SeaVuria and ARES. This work is licensed under a </w:t>
       </w:r>
-      <w:hyperlink w:history="1" r:id="rIdjldarljwa1_tm9nltjh94">
+      <w:hyperlink w:history="1" r:id="rIdgpqao3nkjqavbi68ydo05">
         <w:r>
           <w:rPr>
             <w:rFonts w:ascii="Arial" w:cs="Arial" w:eastAsia="Arial" w:hAnsi="Arial"/>
@@ -2398,7 +2398,7 @@
         </w:rPr>
         <w:t xml:space="preserve"> (</w:t>
       </w:r>
-      <w:hyperlink w:history="1" r:id="rIdjpjoxmnuqqgkd4tp9eauc">
+      <w:hyperlink w:history="1" r:id="rIdfhfpsbjl63inqhaof1pdf">
         <w:r>
           <w:rPr>
             <w:rFonts w:ascii="Arial" w:cs="Arial" w:eastAsia="Arial" w:hAnsi="Arial"/>
@@ -2418,7 +2418,7 @@
         </w:rPr>
         <w:t xml:space="preserve">). To view a copy of this license, visit </w:t>
       </w:r>
-      <w:hyperlink w:history="1" r:id="rIdpg3gz08gbdib8sujzapko">
+      <w:hyperlink w:history="1" r:id="rIdyvnemjzwkblr7lhcwxny4">
         <w:r>
           <w:rPr>
             <w:rFonts w:ascii="Arial" w:cs="Arial" w:eastAsia="Arial" w:hAnsi="Arial"/>
@@ -3457,7 +3457,7 @@
             <w:pPr>
               <w:spacing w:after="20" w:before="0"/>
             </w:pPr>
-            <w:hyperlink w:history="1" r:id="rIdz8kgll5qfhm8wlfpz_ncb">
+            <w:hyperlink w:history="1" r:id="rIdemfiq7lqv_qetrd7dbmk9">
               <w:r>
                 <w:rPr>
                   <w:rFonts w:ascii="Arial" w:cs="Arial" w:eastAsia="Arial" w:hAnsi="Arial"/>
@@ -3490,7 +3490,7 @@
               <w:spacing w:after="10" w:before="0"/>
               <w:ind w:left="120"/>
             </w:pPr>
-            <w:hyperlink w:history="1" r:id="rIdxhqdhnao5kmntihnjik6b">
+            <w:hyperlink w:history="1" r:id="rIdi1h4fybtth9qc9ayydjho">
               <w:r>
                 <w:rPr>
                   <w:rFonts w:ascii="Arial" w:cs="Arial" w:eastAsia="Arial" w:hAnsi="Arial"/>
@@ -3535,7 +3535,7 @@
             <w:pPr>
               <w:spacing w:after="20" w:before="0"/>
             </w:pPr>
-            <w:hyperlink w:history="1" r:id="rIdjxenuinaogcklrkdaaylc">
+            <w:hyperlink w:history="1" r:id="rIdwfgk7am8phrzohdznsf6o">
               <w:r>
                 <w:rPr>
                   <w:rFonts w:ascii="Arial" w:cs="Arial" w:eastAsia="Arial" w:hAnsi="Arial"/>
@@ -3568,7 +3568,7 @@
               <w:spacing w:after="10" w:before="0"/>
               <w:ind w:left="120"/>
             </w:pPr>
-            <w:hyperlink w:history="1" r:id="rIdhffjisacne7r5jsol2dcz">
+            <w:hyperlink w:history="1" r:id="rIdoawu8uetrhl1thvthfu6j">
               <w:r>
                 <w:rPr>
                   <w:rFonts w:ascii="Arial" w:cs="Arial" w:eastAsia="Arial" w:hAnsi="Arial"/>
@@ -3768,7 +3768,7 @@
             <w:pPr>
               <w:spacing w:after="20" w:before="0"/>
             </w:pPr>
-            <w:hyperlink w:history="1" r:id="rIdhqdcma3tv0pvouiihspcc">
+            <w:hyperlink w:history="1" r:id="rId2gptcrxbgv35d9goqtcxh">
               <w:r>
                 <w:rPr>
                   <w:rFonts w:ascii="Arial" w:cs="Arial" w:eastAsia="Arial" w:hAnsi="Arial"/>
@@ -3801,7 +3801,7 @@
               <w:spacing w:after="10" w:before="0"/>
               <w:ind w:left="120"/>
             </w:pPr>
-            <w:hyperlink w:history="1" r:id="rIdsxn_sbyysakik7crw95rg">
+            <w:hyperlink w:history="1" r:id="rIdmnxkx2shfjxujivqt7r8r">
               <w:r>
                 <w:rPr>
                   <w:rFonts w:ascii="Arial" w:cs="Arial" w:eastAsia="Arial" w:hAnsi="Arial"/>
@@ -3846,7 +3846,7 @@
             <w:pPr>
               <w:spacing w:after="20" w:before="0"/>
             </w:pPr>
-            <w:hyperlink w:history="1" r:id="rIdzosghkf2ad7hm2-hzxpnc">
+            <w:hyperlink w:history="1" r:id="rIdpptytzmlg-45iv6kdil3a">
               <w:r>
                 <w:rPr>
                   <w:rFonts w:ascii="Arial" w:cs="Arial" w:eastAsia="Arial" w:hAnsi="Arial"/>
@@ -3879,7 +3879,7 @@
               <w:spacing w:after="10" w:before="0"/>
               <w:ind w:left="120"/>
             </w:pPr>
-            <w:hyperlink w:history="1" r:id="rIdpqpvrpiei1cqilldluhpr">
+            <w:hyperlink w:history="1" r:id="rIdayej8rbxmkfvtmjxtyh7r">
               <w:r>
                 <w:rPr>
                   <w:rFonts w:ascii="Arial" w:cs="Arial" w:eastAsia="Arial" w:hAnsi="Arial"/>
@@ -4079,7 +4079,7 @@
             <w:pPr>
               <w:spacing w:after="20" w:before="0"/>
             </w:pPr>
-            <w:hyperlink w:history="1" r:id="rIdqmdiklkwwtomb4xcxcy3p">
+            <w:hyperlink w:history="1" r:id="rIdcnruytnq7twd90t8iff2a">
               <w:r>
                 <w:rPr>
                   <w:rFonts w:ascii="Arial" w:cs="Arial" w:eastAsia="Arial" w:hAnsi="Arial"/>
@@ -4112,7 +4112,7 @@
               <w:spacing w:after="10" w:before="0"/>
               <w:ind w:left="120"/>
             </w:pPr>
-            <w:hyperlink w:history="1" r:id="rIdcbcvapyeshp8hq88g81v3">
+            <w:hyperlink w:history="1" r:id="rIdx6ciw5soxnj54q1wq1qq3">
               <w:r>
                 <w:rPr>
                   <w:rFonts w:ascii="Arial" w:cs="Arial" w:eastAsia="Arial" w:hAnsi="Arial"/>
@@ -4157,7 +4157,7 @@
             <w:pPr>
               <w:spacing w:after="20" w:before="0"/>
             </w:pPr>
-            <w:hyperlink w:history="1" r:id="rIdrgkztxrtxfgcp0u7dxqk4">
+            <w:hyperlink w:history="1" r:id="rIdzmirl7fkd3gux3afrnzpi">
               <w:r>
                 <w:rPr>
                   <w:rFonts w:ascii="Arial" w:cs="Arial" w:eastAsia="Arial" w:hAnsi="Arial"/>
@@ -4190,7 +4190,7 @@
               <w:spacing w:after="10" w:before="0"/>
               <w:ind w:left="120"/>
             </w:pPr>
-            <w:hyperlink w:history="1" r:id="rId84ds4nbulbyyma0p5rcoz">
+            <w:hyperlink w:history="1" r:id="rIdhdrfgqss6p-cssx-gisgb">
               <w:r>
                 <w:rPr>
                   <w:rFonts w:ascii="Arial" w:cs="Arial" w:eastAsia="Arial" w:hAnsi="Arial"/>
@@ -4390,7 +4390,7 @@
             <w:pPr>
               <w:spacing w:after="20" w:before="0"/>
             </w:pPr>
-            <w:hyperlink w:history="1" r:id="rIdz_0zlgcgrhtcuufdnjtiy">
+            <w:hyperlink w:history="1" r:id="rIdhwlnolvuugqxawromdccx">
               <w:r>
                 <w:rPr>
                   <w:rFonts w:ascii="Arial" w:cs="Arial" w:eastAsia="Arial" w:hAnsi="Arial"/>
@@ -4423,7 +4423,7 @@
               <w:spacing w:after="10" w:before="0"/>
               <w:ind w:left="120"/>
             </w:pPr>
-            <w:hyperlink w:history="1" r:id="rIdtn_ujwpxzmzpsoh95u5tu">
+            <w:hyperlink w:history="1" r:id="rId3ouz-yolb3f_y2va3baus">
               <w:r>
                 <w:rPr>
                   <w:rFonts w:ascii="Arial" w:cs="Arial" w:eastAsia="Arial" w:hAnsi="Arial"/>
@@ -4468,7 +4468,7 @@
             <w:pPr>
               <w:spacing w:after="20" w:before="0"/>
             </w:pPr>
-            <w:hyperlink w:history="1" r:id="rIdsitjggvsn_msqkbut0h4d">
+            <w:hyperlink w:history="1" r:id="rIdmy1xbzqehc3hyzdodjuxz">
               <w:r>
                 <w:rPr>
                   <w:rFonts w:ascii="Arial" w:cs="Arial" w:eastAsia="Arial" w:hAnsi="Arial"/>
@@ -4501,7 +4501,7 @@
               <w:spacing w:after="10" w:before="0"/>
               <w:ind w:left="120"/>
             </w:pPr>
-            <w:hyperlink w:history="1" r:id="rIdebi4_ieew3-hckwosge4t">
+            <w:hyperlink w:history="1" r:id="rIdyj2-f7zyagjwhefl9go1c">
               <w:r>
                 <w:rPr>
                   <w:rFonts w:ascii="Arial" w:cs="Arial" w:eastAsia="Arial" w:hAnsi="Arial"/>
@@ -4701,7 +4701,7 @@
             <w:pPr>
               <w:spacing w:after="20" w:before="0"/>
             </w:pPr>
-            <w:hyperlink w:history="1" r:id="rIdysdr_ycy96ic3kk5he3ac">
+            <w:hyperlink w:history="1" r:id="rIdxxsq43py4lsv1sardbfom">
               <w:r>
                 <w:rPr>
                   <w:rFonts w:ascii="Arial" w:cs="Arial" w:eastAsia="Arial" w:hAnsi="Arial"/>
@@ -4734,7 +4734,7 @@
               <w:spacing w:after="10" w:before="0"/>
               <w:ind w:left="120"/>
             </w:pPr>
-            <w:hyperlink w:history="1" r:id="rIdbsv0r9k7fgml8zaqoklrr">
+            <w:hyperlink w:history="1" r:id="rIdgvmyvcrskpyzyluzgy20k">
               <w:r>
                 <w:rPr>
                   <w:rFonts w:ascii="Arial" w:cs="Arial" w:eastAsia="Arial" w:hAnsi="Arial"/>
@@ -4779,7 +4779,7 @@
             <w:pPr>
               <w:spacing w:after="20" w:before="0"/>
             </w:pPr>
-            <w:hyperlink w:history="1" r:id="rIdciivbz-dbv8vnpsfqtdkm">
+            <w:hyperlink w:history="1" r:id="rIdnuvviyu_r7sk_hlho_wzj">
               <w:r>
                 <w:rPr>
                   <w:rFonts w:ascii="Arial" w:cs="Arial" w:eastAsia="Arial" w:hAnsi="Arial"/>
@@ -4812,7 +4812,7 @@
               <w:spacing w:after="10" w:before="0"/>
               <w:ind w:left="120"/>
             </w:pPr>
-            <w:hyperlink w:history="1" r:id="rId7sf769bzxlqhlaqq19g15">
+            <w:hyperlink w:history="1" r:id="rIdol3p4c2x7q8klhcqyy08x">
               <w:r>
                 <w:rPr>
                   <w:rFonts w:ascii="Arial" w:cs="Arial" w:eastAsia="Arial" w:hAnsi="Arial"/>
@@ -5337,7 +5337,7 @@
         </w:rPr>
         <w:t xml:space="preserve">© 2026 SeaVuria and ARES. Aligned with KICD objectives. Developed by SeaVuria; technical implementation by ARES (with AI assistance from Claude). Licensed under </w:t>
       </w:r>
-      <w:hyperlink w:history="1" r:id="rIdjdx-dodz1hjdfn9qcytoi">
+      <w:hyperlink w:history="1" r:id="rIdqnrptbpx2nlfhw4zanety">
         <w:r>
           <w:rPr>
             <w:rFonts w:ascii="Arial" w:cs="Arial" w:eastAsia="Arial" w:hAnsi="Arial"/>
@@ -5358,7 +5358,7 @@
         </w:rPr>
         <w:t xml:space="preserve"> (</w:t>
       </w:r>
-      <w:hyperlink w:history="1" r:id="rIde0a57c0mp3zds4rnhsmzs">
+      <w:hyperlink w:history="1" r:id="rIdrzf3zmlvjiflmhsxrmhkt">
         <w:r>
           <w:rPr>
             <w:rFonts w:ascii="Arial" w:cs="Arial" w:eastAsia="Arial" w:hAnsi="Arial"/>
@@ -6478,7 +6478,7 @@
             <w:pPr>
               <w:spacing w:after="20" w:before="0"/>
             </w:pPr>
-            <w:hyperlink w:history="1" r:id="rIdioh-zed2zmorx1aj1bxst">
+            <w:hyperlink w:history="1" r:id="rIdibhcflhj8use_tbbvse25">
               <w:r>
                 <w:rPr>
                   <w:rFonts w:ascii="Arial" w:cs="Arial" w:eastAsia="Arial" w:hAnsi="Arial"/>
@@ -6511,7 +6511,7 @@
               <w:spacing w:after="10" w:before="0"/>
               <w:ind w:left="120"/>
             </w:pPr>
-            <w:hyperlink w:history="1" r:id="rId9na-2khx6fo2vg5i_yd8a">
+            <w:hyperlink w:history="1" r:id="rIdked89splyi28gwsnq0fhb">
               <w:r>
                 <w:rPr>
                   <w:rFonts w:ascii="Arial" w:cs="Arial" w:eastAsia="Arial" w:hAnsi="Arial"/>
@@ -6556,7 +6556,7 @@
             <w:pPr>
               <w:spacing w:after="20" w:before="0"/>
             </w:pPr>
-            <w:hyperlink w:history="1" r:id="rId8oyvt1pxnyljb0nshdo-4">
+            <w:hyperlink w:history="1" r:id="rIdvwng6-jiccq-qwmwfxthx">
               <w:r>
                 <w:rPr>
                   <w:rFonts w:ascii="Arial" w:cs="Arial" w:eastAsia="Arial" w:hAnsi="Arial"/>
@@ -6605,7 +6605,7 @@
               <w:spacing w:after="10" w:before="0"/>
               <w:ind w:left="120"/>
             </w:pPr>
-            <w:hyperlink w:history="1" r:id="rIdsegh6z_jscommr12zxyu2">
+            <w:hyperlink w:history="1" r:id="rIdrhvwaris8vicl1edvy-pl">
               <w:r>
                 <w:rPr>
                   <w:rFonts w:ascii="Arial" w:cs="Arial" w:eastAsia="Arial" w:hAnsi="Arial"/>
@@ -6805,7 +6805,7 @@
             <w:pPr>
               <w:spacing w:after="20" w:before="0"/>
             </w:pPr>
-            <w:hyperlink w:history="1" r:id="rIdfokitiwzytvrnmy4n5ann">
+            <w:hyperlink w:history="1" r:id="rIdbvnodb9p9vn0io520kkyq">
               <w:r>
                 <w:rPr>
                   <w:rFonts w:ascii="Arial" w:cs="Arial" w:eastAsia="Arial" w:hAnsi="Arial"/>
@@ -6838,7 +6838,7 @@
               <w:spacing w:after="10" w:before="0"/>
               <w:ind w:left="120"/>
             </w:pPr>
-            <w:hyperlink w:history="1" r:id="rIdi5pq_u3iujgoo0n7oihtj">
+            <w:hyperlink w:history="1" r:id="rIdvcrqboghfrznmwkgxi3t6">
               <w:r>
                 <w:rPr>
                   <w:rFonts w:ascii="Arial" w:cs="Arial" w:eastAsia="Arial" w:hAnsi="Arial"/>
@@ -6883,7 +6883,7 @@
             <w:pPr>
               <w:spacing w:after="20" w:before="0"/>
             </w:pPr>
-            <w:hyperlink w:history="1" r:id="rId9dvangyvapjg2c58xqmlj">
+            <w:hyperlink w:history="1" r:id="rId2lqz2zwtrvupsnp_i1ir_">
               <w:r>
                 <w:rPr>
                   <w:rFonts w:ascii="Arial" w:cs="Arial" w:eastAsia="Arial" w:hAnsi="Arial"/>
@@ -6932,7 +6932,7 @@
               <w:spacing w:after="10" w:before="0"/>
               <w:ind w:left="120"/>
             </w:pPr>
-            <w:hyperlink w:history="1" r:id="rIdd6g7yaj_ecwu8dpm0do3u">
+            <w:hyperlink w:history="1" r:id="rId95gr4jmucsqdw2khebj74">
               <w:r>
                 <w:rPr>
                   <w:rFonts w:ascii="Arial" w:cs="Arial" w:eastAsia="Arial" w:hAnsi="Arial"/>
@@ -7132,7 +7132,7 @@
             <w:pPr>
               <w:spacing w:after="20" w:before="0"/>
             </w:pPr>
-            <w:hyperlink w:history="1" r:id="rId3qyyhxk1ateqsbeyfppzs">
+            <w:hyperlink w:history="1" r:id="rIditcb45qolcmczzasy9rls">
               <w:r>
                 <w:rPr>
                   <w:rFonts w:ascii="Arial" w:cs="Arial" w:eastAsia="Arial" w:hAnsi="Arial"/>
@@ -7165,7 +7165,7 @@
               <w:spacing w:after="10" w:before="0"/>
               <w:ind w:left="120"/>
             </w:pPr>
-            <w:hyperlink w:history="1" r:id="rIdh00-ifqkwxdhwdr5j6wmz">
+            <w:hyperlink w:history="1" r:id="rIdctydhxf38spjvtpix6avy">
               <w:r>
                 <w:rPr>
                   <w:rFonts w:ascii="Arial" w:cs="Arial" w:eastAsia="Arial" w:hAnsi="Arial"/>
@@ -7210,7 +7210,7 @@
             <w:pPr>
               <w:spacing w:after="20" w:before="0"/>
             </w:pPr>
-            <w:hyperlink w:history="1" r:id="rIdtahlkhvkv5y-lkolfvhsn">
+            <w:hyperlink w:history="1" r:id="rIdpfvtbx_xnbe-zukken6kh">
               <w:r>
                 <w:rPr>
                   <w:rFonts w:ascii="Arial" w:cs="Arial" w:eastAsia="Arial" w:hAnsi="Arial"/>
@@ -7259,7 +7259,7 @@
               <w:spacing w:after="10" w:before="0"/>
               <w:ind w:left="120"/>
             </w:pPr>
-            <w:hyperlink w:history="1" r:id="rIderttfakxujocr3cihkefj">
+            <w:hyperlink w:history="1" r:id="rId2xgqunlvm0l5tc_lp3in8">
               <w:r>
                 <w:rPr>
                   <w:rFonts w:ascii="Arial" w:cs="Arial" w:eastAsia="Arial" w:hAnsi="Arial"/>
@@ -7579,7 +7579,7 @@
             <w:pPr>
               <w:spacing w:after="20" w:before="0"/>
             </w:pPr>
-            <w:hyperlink w:history="1" r:id="rIdnj7t5fyhdaxdqb6sotdyo">
+            <w:hyperlink w:history="1" r:id="rIdnvxcwcjz03-bszopavmzl">
               <w:r>
                 <w:rPr>
                   <w:rFonts w:ascii="Arial" w:cs="Arial" w:eastAsia="Arial" w:hAnsi="Arial"/>
@@ -7612,7 +7612,7 @@
               <w:spacing w:after="10" w:before="0"/>
               <w:ind w:left="120"/>
             </w:pPr>
-            <w:hyperlink w:history="1" r:id="rIds5abdhcocnq4lofvrjuy2">
+            <w:hyperlink w:history="1" r:id="rId-b-ga0z1xt4h0wejsewvf">
               <w:r>
                 <w:rPr>
                   <w:rFonts w:ascii="Arial" w:cs="Arial" w:eastAsia="Arial" w:hAnsi="Arial"/>
@@ -7657,7 +7657,7 @@
             <w:pPr>
               <w:spacing w:after="20" w:before="0"/>
             </w:pPr>
-            <w:hyperlink w:history="1" r:id="rIdiqu46u2ef86ft5hrcjikn">
+            <w:hyperlink w:history="1" r:id="rIdgpbj3xzmzzl_vsfyu8frh">
               <w:r>
                 <w:rPr>
                   <w:rFonts w:ascii="Arial" w:cs="Arial" w:eastAsia="Arial" w:hAnsi="Arial"/>
@@ -7706,7 +7706,7 @@
               <w:spacing w:after="10" w:before="0"/>
               <w:ind w:left="120"/>
             </w:pPr>
-            <w:hyperlink w:history="1" r:id="rIdrbba2cpdn3khv6gf5ratn">
+            <w:hyperlink w:history="1" r:id="rId752vlozardq1vcmh8-qiz">
               <w:r>
                 <w:rPr>
                   <w:rFonts w:ascii="Arial" w:cs="Arial" w:eastAsia="Arial" w:hAnsi="Arial"/>
@@ -7906,7 +7906,7 @@
             <w:pPr>
               <w:spacing w:after="20" w:before="0"/>
             </w:pPr>
-            <w:hyperlink w:history="1" r:id="rId0nyvsuo8kcnrdqpadlh-z">
+            <w:hyperlink w:history="1" r:id="rIdmjnuhr10j6-opxmfpmmvh">
               <w:r>
                 <w:rPr>
                   <w:rFonts w:ascii="Arial" w:cs="Arial" w:eastAsia="Arial" w:hAnsi="Arial"/>
@@ -7939,7 +7939,7 @@
               <w:spacing w:after="10" w:before="0"/>
               <w:ind w:left="120"/>
             </w:pPr>
-            <w:hyperlink w:history="1" r:id="rIdzmaqxif6r0cnhvrhjyrgg">
+            <w:hyperlink w:history="1" r:id="rIdws6zvzt_ttswcw5qbe8na">
               <w:r>
                 <w:rPr>
                   <w:rFonts w:ascii="Arial" w:cs="Arial" w:eastAsia="Arial" w:hAnsi="Arial"/>
@@ -7984,7 +7984,7 @@
             <w:pPr>
               <w:spacing w:after="20" w:before="0"/>
             </w:pPr>
-            <w:hyperlink w:history="1" r:id="rIdmjm9mqafnetzcykmjpye6">
+            <w:hyperlink w:history="1" r:id="rIdpk5yekeazd9mmczc8fyi1">
               <w:r>
                 <w:rPr>
                   <w:rFonts w:ascii="Arial" w:cs="Arial" w:eastAsia="Arial" w:hAnsi="Arial"/>
@@ -8033,7 +8033,7 @@
               <w:spacing w:after="10" w:before="0"/>
               <w:ind w:left="120"/>
             </w:pPr>
-            <w:hyperlink w:history="1" r:id="rIdp9rc3w3ffzdm9o1aup7hf">
+            <w:hyperlink w:history="1" r:id="rIdtkrmth9izxzkzdj4yvj3z">
               <w:r>
                 <w:rPr>
                   <w:rFonts w:ascii="Arial" w:cs="Arial" w:eastAsia="Arial" w:hAnsi="Arial"/>
@@ -8558,7 +8558,7 @@
         </w:rPr>
         <w:t xml:space="preserve">© 2026 SeaVuria and ARES. Aligned with KICD objectives. Developed by SeaVuria; technical implementation by ARES (with AI assistance from Claude). Licensed under </w:t>
       </w:r>
-      <w:hyperlink w:history="1" r:id="rId9l1ntshbki9ulgbyqvh5q">
+      <w:hyperlink w:history="1" r:id="rIdjuhz4pkwfkx5cruhkblqk">
         <w:r>
           <w:rPr>
             <w:rFonts w:ascii="Arial" w:cs="Arial" w:eastAsia="Arial" w:hAnsi="Arial"/>
@@ -8579,7 +8579,7 @@
         </w:rPr>
         <w:t xml:space="preserve"> (</w:t>
       </w:r>
-      <w:hyperlink w:history="1" r:id="rIdy6tyzybq_84ixskdeecbv">
+      <w:hyperlink w:history="1" r:id="rIdzlcjgrqo1nwzpupxbvn5g">
         <w:r>
           <w:rPr>
             <w:rFonts w:ascii="Arial" w:cs="Arial" w:eastAsia="Arial" w:hAnsi="Arial"/>
@@ -9619,7 +9619,7 @@
             <w:pPr>
               <w:spacing w:after="20" w:before="0"/>
             </w:pPr>
-            <w:hyperlink w:history="1" r:id="rIdboohq7nuy6g7zgdi_kdqj">
+            <w:hyperlink w:history="1" r:id="rIdrtbt06dcrzzbt9e4wfjy4">
               <w:r>
                 <w:rPr>
                   <w:rFonts w:ascii="Arial" w:cs="Arial" w:eastAsia="Arial" w:hAnsi="Arial"/>
@@ -9652,7 +9652,7 @@
               <w:spacing w:after="10" w:before="0"/>
               <w:ind w:left="120"/>
             </w:pPr>
-            <w:hyperlink w:history="1" r:id="rId--xbhznzgzqlmdcjizddp">
+            <w:hyperlink w:history="1" r:id="rIdvwztwzxian42fq8iamtna">
               <w:r>
                 <w:rPr>
                   <w:rFonts w:ascii="Arial" w:cs="Arial" w:eastAsia="Arial" w:hAnsi="Arial"/>
@@ -9697,7 +9697,7 @@
             <w:pPr>
               <w:spacing w:after="20" w:before="0"/>
             </w:pPr>
-            <w:hyperlink w:history="1" r:id="rIdaae0_now4hnpgzk_6ikhn">
+            <w:hyperlink w:history="1" r:id="rIdinamef9jf_owk_octmapx">
               <w:r>
                 <w:rPr>
                   <w:rFonts w:ascii="Arial" w:cs="Arial" w:eastAsia="Arial" w:hAnsi="Arial"/>
@@ -9730,7 +9730,7 @@
               <w:spacing w:after="10" w:before="0"/>
               <w:ind w:left="120"/>
             </w:pPr>
-            <w:hyperlink w:history="1" r:id="rIdwsvuudfi0p9aktblbrbin">
+            <w:hyperlink w:history="1" r:id="rIdditxgmhjxy9ab8x6-jezk">
               <w:r>
                 <w:rPr>
                   <w:rFonts w:ascii="Arial" w:cs="Arial" w:eastAsia="Arial" w:hAnsi="Arial"/>
@@ -9930,7 +9930,7 @@
             <w:pPr>
               <w:spacing w:after="20" w:before="0"/>
             </w:pPr>
-            <w:hyperlink w:history="1" r:id="rIdmnzixedy6eicixcbdvzcg">
+            <w:hyperlink w:history="1" r:id="rId_thch1ivknixt6lzx_j7f">
               <w:r>
                 <w:rPr>
                   <w:rFonts w:ascii="Arial" w:cs="Arial" w:eastAsia="Arial" w:hAnsi="Arial"/>
@@ -9963,7 +9963,7 @@
               <w:spacing w:after="10" w:before="0"/>
               <w:ind w:left="120"/>
             </w:pPr>
-            <w:hyperlink w:history="1" r:id="rIdbg8oudvarr3rlp_nb6h-v">
+            <w:hyperlink w:history="1" r:id="rIdgeuplp0fuy_w2gdygsj9s">
               <w:r>
                 <w:rPr>
                   <w:rFonts w:ascii="Arial" w:cs="Arial" w:eastAsia="Arial" w:hAnsi="Arial"/>
@@ -10008,7 +10008,7 @@
             <w:pPr>
               <w:spacing w:after="20" w:before="0"/>
             </w:pPr>
-            <w:hyperlink w:history="1" r:id="rIdwzrc0vnrztadcr4ckjttm">
+            <w:hyperlink w:history="1" r:id="rId0qgy5hvswigzfye35dmsi">
               <w:r>
                 <w:rPr>
                   <w:rFonts w:ascii="Arial" w:cs="Arial" w:eastAsia="Arial" w:hAnsi="Arial"/>
@@ -10041,7 +10041,7 @@
               <w:spacing w:after="10" w:before="0"/>
               <w:ind w:left="120"/>
             </w:pPr>
-            <w:hyperlink w:history="1" r:id="rIdrw0udw3vi3jsfkdintpuc">
+            <w:hyperlink w:history="1" r:id="rIdhnu9a9aozojtrhrvdkuoj">
               <w:r>
                 <w:rPr>
                   <w:rFonts w:ascii="Arial" w:cs="Arial" w:eastAsia="Arial" w:hAnsi="Arial"/>
@@ -10241,7 +10241,7 @@
             <w:pPr>
               <w:spacing w:after="20" w:before="0"/>
             </w:pPr>
-            <w:hyperlink w:history="1" r:id="rIdtaibgbj-gw3zl9pm-fgx5">
+            <w:hyperlink w:history="1" r:id="rId4bqyzjk3_cjeow0z1_ai0">
               <w:r>
                 <w:rPr>
                   <w:rFonts w:ascii="Arial" w:cs="Arial" w:eastAsia="Arial" w:hAnsi="Arial"/>
@@ -10290,7 +10290,7 @@
               <w:spacing w:after="10" w:before="0"/>
               <w:ind w:left="120"/>
             </w:pPr>
-            <w:hyperlink w:history="1" r:id="rIdvz4yfia2duytjehunalzt">
+            <w:hyperlink w:history="1" r:id="rIdukwmu8ufrlcekbfmbsx2g">
               <w:r>
                 <w:rPr>
                   <w:rFonts w:ascii="Arial" w:cs="Arial" w:eastAsia="Arial" w:hAnsi="Arial"/>
@@ -10335,7 +10335,7 @@
             <w:pPr>
               <w:spacing w:after="20" w:before="0"/>
             </w:pPr>
-            <w:hyperlink w:history="1" r:id="rIddvd2zsztcmmms-bsf-bj-">
+            <w:hyperlink w:history="1" r:id="rIdcv-hddj4z3vn-ae69icll">
               <w:r>
                 <w:rPr>
                   <w:rFonts w:ascii="Arial" w:cs="Arial" w:eastAsia="Arial" w:hAnsi="Arial"/>
@@ -10368,7 +10368,7 @@
               <w:spacing w:after="10" w:before="0"/>
               <w:ind w:left="120"/>
             </w:pPr>
-            <w:hyperlink w:history="1" r:id="rIdfdbknzqdyfo6que3fi2qv">
+            <w:hyperlink w:history="1" r:id="rIduqlztgzoixukvlnbbggfy">
               <w:r>
                 <w:rPr>
                   <w:rFonts w:ascii="Arial" w:cs="Arial" w:eastAsia="Arial" w:hAnsi="Arial"/>
@@ -10568,7 +10568,7 @@
             <w:pPr>
               <w:spacing w:after="20" w:before="0"/>
             </w:pPr>
-            <w:hyperlink w:history="1" r:id="rIdxrnrvrixiznes3q4ha53z">
+            <w:hyperlink w:history="1" r:id="rIdusmyifjczdbmc1xzzxk92">
               <w:r>
                 <w:rPr>
                   <w:rFonts w:ascii="Arial" w:cs="Arial" w:eastAsia="Arial" w:hAnsi="Arial"/>
@@ -10617,7 +10617,7 @@
               <w:spacing w:after="10" w:before="0"/>
               <w:ind w:left="120"/>
             </w:pPr>
-            <w:hyperlink w:history="1" r:id="rIdgjdvzaje2dfqbkmw_5ton">
+            <w:hyperlink w:history="1" r:id="rId8jgudokikj_6hqvxjaobn">
               <w:r>
                 <w:rPr>
                   <w:rFonts w:ascii="Arial" w:cs="Arial" w:eastAsia="Arial" w:hAnsi="Arial"/>
@@ -10662,7 +10662,7 @@
             <w:pPr>
               <w:spacing w:after="20" w:before="0"/>
             </w:pPr>
-            <w:hyperlink w:history="1" r:id="rId6clow4w7nivqqavldetwy">
+            <w:hyperlink w:history="1" r:id="rIdmuvkt_thff0fecoc4wzd2">
               <w:r>
                 <w:rPr>
                   <w:rFonts w:ascii="Arial" w:cs="Arial" w:eastAsia="Arial" w:hAnsi="Arial"/>
@@ -10695,7 +10695,7 @@
               <w:spacing w:after="10" w:before="0"/>
               <w:ind w:left="120"/>
             </w:pPr>
-            <w:hyperlink w:history="1" r:id="rIdd2dguhd1tfmysaq83hdeh">
+            <w:hyperlink w:history="1" r:id="rIddubpfyrbxzjza2u7ad6a4">
               <w:r>
                 <w:rPr>
                   <w:rFonts w:ascii="Arial" w:cs="Arial" w:eastAsia="Arial" w:hAnsi="Arial"/>
@@ -10895,7 +10895,7 @@
             <w:pPr>
               <w:spacing w:after="20" w:before="0"/>
             </w:pPr>
-            <w:hyperlink w:history="1" r:id="rIdhlbl85vylkl-8nf6zmgxr">
+            <w:hyperlink w:history="1" r:id="rIdeccww-q9mcdxd-_4us0bu">
               <w:r>
                 <w:rPr>
                   <w:rFonts w:ascii="Arial" w:cs="Arial" w:eastAsia="Arial" w:hAnsi="Arial"/>
@@ -10944,7 +10944,7 @@
               <w:spacing w:after="10" w:before="0"/>
               <w:ind w:left="120"/>
             </w:pPr>
-            <w:hyperlink w:history="1" r:id="rIdbv0jebcqjeyvkkuhqoda-">
+            <w:hyperlink w:history="1" r:id="rIdce9rnu8p5-pqacspzgive">
               <w:r>
                 <w:rPr>
                   <w:rFonts w:ascii="Arial" w:cs="Arial" w:eastAsia="Arial" w:hAnsi="Arial"/>
@@ -10989,7 +10989,7 @@
             <w:pPr>
               <w:spacing w:after="20" w:before="0"/>
             </w:pPr>
-            <w:hyperlink w:history="1" r:id="rIdplwjyjej9xhps4gabyrkh">
+            <w:hyperlink w:history="1" r:id="rIdtz4rqo1s7jqi6r7qlcol2">
               <w:r>
                 <w:rPr>
                   <w:rFonts w:ascii="Arial" w:cs="Arial" w:eastAsia="Arial" w:hAnsi="Arial"/>
@@ -11038,7 +11038,7 @@
               <w:spacing w:after="10" w:before="0"/>
               <w:ind w:left="120"/>
             </w:pPr>
-            <w:hyperlink w:history="1" r:id="rIdi3xhlbc3envj5otocv-n9">
+            <w:hyperlink w:history="1" r:id="rIdeqkyo-nmwzvsu7hj_luam">
               <w:r>
                 <w:rPr>
                   <w:rFonts w:ascii="Arial" w:cs="Arial" w:eastAsia="Arial" w:hAnsi="Arial"/>
@@ -11563,7 +11563,7 @@
         </w:rPr>
         <w:t xml:space="preserve">© 2026 SeaVuria and ARES. Aligned with KICD objectives. Developed by SeaVuria; technical implementation by ARES (with AI assistance from Claude). Licensed under </w:t>
       </w:r>
-      <w:hyperlink w:history="1" r:id="rIdqalf0qndawcaimhikyo2o">
+      <w:hyperlink w:history="1" r:id="rId8tk_gaykmgsnoc2lnaz-i">
         <w:r>
           <w:rPr>
             <w:rFonts w:ascii="Arial" w:cs="Arial" w:eastAsia="Arial" w:hAnsi="Arial"/>
@@ -11584,7 +11584,7 @@
         </w:rPr>
         <w:t xml:space="preserve"> (</w:t>
       </w:r>
-      <w:hyperlink w:history="1" r:id="rIdgpxbfj0pdtp4fep3wrcrf">
+      <w:hyperlink w:history="1" r:id="rId6cxkpmp3tudlumeqglatc">
         <w:r>
           <w:rPr>
             <w:rFonts w:ascii="Arial" w:cs="Arial" w:eastAsia="Arial" w:hAnsi="Arial"/>
@@ -12624,7 +12624,7 @@
             <w:pPr>
               <w:spacing w:after="20" w:before="0"/>
             </w:pPr>
-            <w:hyperlink w:history="1" r:id="rIdbwvzi57p42nqgvfdr9f-j">
+            <w:hyperlink w:history="1" r:id="rIdyhqnisswnwarrjslvfdog">
               <w:r>
                 <w:rPr>
                   <w:rFonts w:ascii="Arial" w:cs="Arial" w:eastAsia="Arial" w:hAnsi="Arial"/>
@@ -12657,7 +12657,7 @@
               <w:spacing w:after="10" w:before="0"/>
               <w:ind w:left="120"/>
             </w:pPr>
-            <w:hyperlink w:history="1" r:id="rIdv5w7ntxgeprk8hghpxmxz">
+            <w:hyperlink w:history="1" r:id="rIdpc_6lykbhdb4v2amvd-gx">
               <w:r>
                 <w:rPr>
                   <w:rFonts w:ascii="Arial" w:cs="Arial" w:eastAsia="Arial" w:hAnsi="Arial"/>
@@ -12702,7 +12702,7 @@
             <w:pPr>
               <w:spacing w:after="20" w:before="0"/>
             </w:pPr>
-            <w:hyperlink w:history="1" r:id="rIdye_vljxxfio7qnunvv4cu">
+            <w:hyperlink w:history="1" r:id="rIdzwtou_l29uxibs4isfe81">
               <w:r>
                 <w:rPr>
                   <w:rFonts w:ascii="Arial" w:cs="Arial" w:eastAsia="Arial" w:hAnsi="Arial"/>
@@ -12735,7 +12735,7 @@
               <w:spacing w:after="10" w:before="0"/>
               <w:ind w:left="120"/>
             </w:pPr>
-            <w:hyperlink w:history="1" r:id="rIddt73oedgrlcjetrahx8jt">
+            <w:hyperlink w:history="1" r:id="rId79ahzgarig5nb_z2v5ygk">
               <w:r>
                 <w:rPr>
                   <w:rFonts w:ascii="Arial" w:cs="Arial" w:eastAsia="Arial" w:hAnsi="Arial"/>
@@ -12935,7 +12935,7 @@
             <w:pPr>
               <w:spacing w:after="20" w:before="0"/>
             </w:pPr>
-            <w:hyperlink w:history="1" r:id="rIdxatvtvwdyabyxqd5skbyc">
+            <w:hyperlink w:history="1" r:id="rIdpigzs0bj4cox6azsjcbff">
               <w:r>
                 <w:rPr>
                   <w:rFonts w:ascii="Arial" w:cs="Arial" w:eastAsia="Arial" w:hAnsi="Arial"/>
@@ -12968,7 +12968,7 @@
               <w:spacing w:after="10" w:before="0"/>
               <w:ind w:left="120"/>
             </w:pPr>
-            <w:hyperlink w:history="1" r:id="rIdehrewry0jrde8ju48lhjd">
+            <w:hyperlink w:history="1" r:id="rIdhr0vjwyjazck9z65m_ock">
               <w:r>
                 <w:rPr>
                   <w:rFonts w:ascii="Arial" w:cs="Arial" w:eastAsia="Arial" w:hAnsi="Arial"/>
@@ -13013,7 +13013,7 @@
             <w:pPr>
               <w:spacing w:after="20" w:before="0"/>
             </w:pPr>
-            <w:hyperlink w:history="1" r:id="rIdy2cah64m5t7ikuw07p7ro">
+            <w:hyperlink w:history="1" r:id="rIdhl55rfmhjrv7hxqgqk4bv">
               <w:r>
                 <w:rPr>
                   <w:rFonts w:ascii="Arial" w:cs="Arial" w:eastAsia="Arial" w:hAnsi="Arial"/>
@@ -13046,7 +13046,7 @@
               <w:spacing w:after="10" w:before="0"/>
               <w:ind w:left="120"/>
             </w:pPr>
-            <w:hyperlink w:history="1" r:id="rIdwbdcjapkfnze_8k8bzkiw">
+            <w:hyperlink w:history="1" r:id="rId9rnr7k_8aqcveqw38i1r5">
               <w:r>
                 <w:rPr>
                   <w:rFonts w:ascii="Arial" w:cs="Arial" w:eastAsia="Arial" w:hAnsi="Arial"/>
@@ -13246,7 +13246,7 @@
             <w:pPr>
               <w:spacing w:after="20" w:before="0"/>
             </w:pPr>
-            <w:hyperlink w:history="1" r:id="rIducqxxccuhxkon0lgbxakx">
+            <w:hyperlink w:history="1" r:id="rId_49zwgx_0rgapwlwqnmqh">
               <w:r>
                 <w:rPr>
                   <w:rFonts w:ascii="Arial" w:cs="Arial" w:eastAsia="Arial" w:hAnsi="Arial"/>
@@ -13295,7 +13295,7 @@
               <w:spacing w:after="10" w:before="0"/>
               <w:ind w:left="120"/>
             </w:pPr>
-            <w:hyperlink w:history="1" r:id="rIdc7r0arbr7gyfvdw-zammv">
+            <w:hyperlink w:history="1" r:id="rId7wgldz5wulrpnfkvbmiue">
               <w:r>
                 <w:rPr>
                   <w:rFonts w:ascii="Arial" w:cs="Arial" w:eastAsia="Arial" w:hAnsi="Arial"/>
@@ -13340,7 +13340,7 @@
             <w:pPr>
               <w:spacing w:after="20" w:before="0"/>
             </w:pPr>
-            <w:hyperlink w:history="1" r:id="rIdjxcrrdqvh7fswc1rq6rxs">
+            <w:hyperlink w:history="1" r:id="rIdfak2ufsy3qsjtkqo3pxry">
               <w:r>
                 <w:rPr>
                   <w:rFonts w:ascii="Arial" w:cs="Arial" w:eastAsia="Arial" w:hAnsi="Arial"/>
@@ -13389,7 +13389,7 @@
               <w:spacing w:after="10" w:before="0"/>
               <w:ind w:left="120"/>
             </w:pPr>
-            <w:hyperlink w:history="1" r:id="rIdxouypntfd5y8t8ckrnvyr">
+            <w:hyperlink w:history="1" r:id="rIdhr3-yqjcvlqkxg246ltgi">
               <w:r>
                 <w:rPr>
                   <w:rFonts w:ascii="Arial" w:cs="Arial" w:eastAsia="Arial" w:hAnsi="Arial"/>
@@ -13589,7 +13589,7 @@
             <w:pPr>
               <w:spacing w:after="20" w:before="0"/>
             </w:pPr>
-            <w:hyperlink w:history="1" r:id="rIdliovwo-ydal_0a3q96vox">
+            <w:hyperlink w:history="1" r:id="rIdmb2ftuypipl_nxvsvndlj">
               <w:r>
                 <w:rPr>
                   <w:rFonts w:ascii="Arial" w:cs="Arial" w:eastAsia="Arial" w:hAnsi="Arial"/>
@@ -13638,7 +13638,7 @@
               <w:spacing w:after="10" w:before="0"/>
               <w:ind w:left="120"/>
             </w:pPr>
-            <w:hyperlink w:history="1" r:id="rIdatgaj4qx5rtgickyxjohd">
+            <w:hyperlink w:history="1" r:id="rIdu9_olktyxncdxvlabl0ip">
               <w:r>
                 <w:rPr>
                   <w:rFonts w:ascii="Arial" w:cs="Arial" w:eastAsia="Arial" w:hAnsi="Arial"/>
@@ -13683,7 +13683,7 @@
             <w:pPr>
               <w:spacing w:after="20" w:before="0"/>
             </w:pPr>
-            <w:hyperlink w:history="1" r:id="rId9fienizglcgx_zdv9ddfw">
+            <w:hyperlink w:history="1" r:id="rIdlgg64drj_gtbxvfpsarv4">
               <w:r>
                 <w:rPr>
                   <w:rFonts w:ascii="Arial" w:cs="Arial" w:eastAsia="Arial" w:hAnsi="Arial"/>
@@ -13732,7 +13732,7 @@
               <w:spacing w:after="10" w:before="0"/>
               <w:ind w:left="120"/>
             </w:pPr>
-            <w:hyperlink w:history="1" r:id="rIdos0r2iaqjazjd0q0p7rto">
+            <w:hyperlink w:history="1" r:id="rIdhb56147mfem3i7-hhca5y">
               <w:r>
                 <w:rPr>
                   <w:rFonts w:ascii="Arial" w:cs="Arial" w:eastAsia="Arial" w:hAnsi="Arial"/>
@@ -13932,7 +13932,7 @@
             <w:pPr>
               <w:spacing w:after="20" w:before="0"/>
             </w:pPr>
-            <w:hyperlink w:history="1" r:id="rIdfwxwgz6d323syxusfnl0e">
+            <w:hyperlink w:history="1" r:id="rId1g7o7c9gk6bc9arcez-rq">
               <w:r>
                 <w:rPr>
                   <w:rFonts w:ascii="Arial" w:cs="Arial" w:eastAsia="Arial" w:hAnsi="Arial"/>
@@ -13981,7 +13981,7 @@
               <w:spacing w:after="10" w:before="0"/>
               <w:ind w:left="120"/>
             </w:pPr>
-            <w:hyperlink w:history="1" r:id="rId1vy5unyknfsd9_gqsdswo">
+            <w:hyperlink w:history="1" r:id="rIdzhexqgwy4roxhipaparpy">
               <w:r>
                 <w:rPr>
                   <w:rFonts w:ascii="Arial" w:cs="Arial" w:eastAsia="Arial" w:hAnsi="Arial"/>
@@ -14026,7 +14026,7 @@
             <w:pPr>
               <w:spacing w:after="20" w:before="0"/>
             </w:pPr>
-            <w:hyperlink w:history="1" r:id="rIdigtc7zdpnlfqfmeoaqhgp">
+            <w:hyperlink w:history="1" r:id="rIduu-m6rqfysjqds9mymf4j">
               <w:r>
                 <w:rPr>
                   <w:rFonts w:ascii="Arial" w:cs="Arial" w:eastAsia="Arial" w:hAnsi="Arial"/>
@@ -14075,7 +14075,7 @@
               <w:spacing w:after="10" w:before="0"/>
               <w:ind w:left="120"/>
             </w:pPr>
-            <w:hyperlink w:history="1" r:id="rIdwsi9fqq7egojqxh4sgmzw">
+            <w:hyperlink w:history="1" r:id="rIdwb8gukmbgl4vq0crtr8r-">
               <w:r>
                 <w:rPr>
                   <w:rFonts w:ascii="Arial" w:cs="Arial" w:eastAsia="Arial" w:hAnsi="Arial"/>
@@ -14600,7 +14600,7 @@
         </w:rPr>
         <w:t xml:space="preserve">© 2026 SeaVuria and ARES. Aligned with KICD objectives. Developed by SeaVuria; technical implementation by ARES (with AI assistance from Claude). Licensed under </w:t>
       </w:r>
-      <w:hyperlink w:history="1" r:id="rId82dzk8a3ix8mxbsnejd91">
+      <w:hyperlink w:history="1" r:id="rIdvcvnh56wesbicfqbdc4fy">
         <w:r>
           <w:rPr>
             <w:rFonts w:ascii="Arial" w:cs="Arial" w:eastAsia="Arial" w:hAnsi="Arial"/>
@@ -14621,7 +14621,7 @@
         </w:rPr>
         <w:t xml:space="preserve"> (</w:t>
       </w:r>
-      <w:hyperlink w:history="1" r:id="rIdt-fshtefnrdgagdp0ts03">
+      <w:hyperlink w:history="1" r:id="rIdswjnbsj7kswgtk-xdnuit">
         <w:r>
           <w:rPr>
             <w:rFonts w:ascii="Arial" w:cs="Arial" w:eastAsia="Arial" w:hAnsi="Arial"/>
@@ -15881,7 +15881,7 @@
             <w:pPr>
               <w:spacing w:after="20" w:before="0"/>
             </w:pPr>
-            <w:hyperlink w:history="1" r:id="rIdcujurw7j25leyjkvbohex">
+            <w:hyperlink w:history="1" r:id="rId-d4elkl22rcqhnwqsuwi-">
               <w:r>
                 <w:rPr>
                   <w:rFonts w:ascii="Arial" w:cs="Arial" w:eastAsia="Arial" w:hAnsi="Arial"/>
@@ -15914,7 +15914,7 @@
               <w:spacing w:after="10" w:before="0"/>
               <w:ind w:left="120"/>
             </w:pPr>
-            <w:hyperlink w:history="1" r:id="rIdn2ckzp2i-hxnvwbxu3425">
+            <w:hyperlink w:history="1" r:id="rIdku6wj87l_lpl1fjtkj7nk">
               <w:r>
                 <w:rPr>
                   <w:rFonts w:ascii="Arial" w:cs="Arial" w:eastAsia="Arial" w:hAnsi="Arial"/>
@@ -15959,7 +15959,7 @@
             <w:pPr>
               <w:spacing w:after="20" w:before="0"/>
             </w:pPr>
-            <w:hyperlink w:history="1" r:id="rIdgmwbl0cbtpgdcqb03e8mh">
+            <w:hyperlink w:history="1" r:id="rIdfppag9o7zabeod_bbmf21">
               <w:r>
                 <w:rPr>
                   <w:rFonts w:ascii="Arial" w:cs="Arial" w:eastAsia="Arial" w:hAnsi="Arial"/>
@@ -15992,7 +15992,7 @@
               <w:spacing w:after="10" w:before="0"/>
               <w:ind w:left="120"/>
             </w:pPr>
-            <w:hyperlink w:history="1" r:id="rId4xq3sbahglnqu1gbqsqxx">
+            <w:hyperlink w:history="1" r:id="rIdeea_cmkwyimsnsysixdhi">
               <w:r>
                 <w:rPr>
                   <w:rFonts w:ascii="Arial" w:cs="Arial" w:eastAsia="Arial" w:hAnsi="Arial"/>
@@ -16192,7 +16192,7 @@
             <w:pPr>
               <w:spacing w:after="20" w:before="0"/>
             </w:pPr>
-            <w:hyperlink w:history="1" r:id="rIdgz3octuxv0fvjxwzczepk">
+            <w:hyperlink w:history="1" r:id="rIdx2nmngvvgzf9oimgryjfs">
               <w:r>
                 <w:rPr>
                   <w:rFonts w:ascii="Arial" w:cs="Arial" w:eastAsia="Arial" w:hAnsi="Arial"/>
@@ -16225,7 +16225,7 @@
               <w:spacing w:after="10" w:before="0"/>
               <w:ind w:left="120"/>
             </w:pPr>
-            <w:hyperlink w:history="1" r:id="rIdylpd82kefjb6fs-cap6ed">
+            <w:hyperlink w:history="1" r:id="rIda40nwhkvd7nxjd7ywnqhy">
               <w:r>
                 <w:rPr>
                   <w:rFonts w:ascii="Arial" w:cs="Arial" w:eastAsia="Arial" w:hAnsi="Arial"/>
@@ -16270,7 +16270,7 @@
             <w:pPr>
               <w:spacing w:after="20" w:before="0"/>
             </w:pPr>
-            <w:hyperlink w:history="1" r:id="rIdci7aulwbas3yuuycup0bj">
+            <w:hyperlink w:history="1" r:id="rIdohs2j1ytjo1h1orwtigdg">
               <w:r>
                 <w:rPr>
                   <w:rFonts w:ascii="Arial" w:cs="Arial" w:eastAsia="Arial" w:hAnsi="Arial"/>
@@ -16303,7 +16303,7 @@
               <w:spacing w:after="10" w:before="0"/>
               <w:ind w:left="120"/>
             </w:pPr>
-            <w:hyperlink w:history="1" r:id="rIdzjtjlhnxdszueqf5jgpsm">
+            <w:hyperlink w:history="1" r:id="rIdfyobz-nc1y0ifb0qszi9m">
               <w:r>
                 <w:rPr>
                   <w:rFonts w:ascii="Arial" w:cs="Arial" w:eastAsia="Arial" w:hAnsi="Arial"/>
@@ -16503,7 +16503,7 @@
             <w:pPr>
               <w:spacing w:after="20" w:before="0"/>
             </w:pPr>
-            <w:hyperlink w:history="1" r:id="rIdam8g5n_prwvnht1eu4_3h">
+            <w:hyperlink w:history="1" r:id="rIdxz6etlak_qqvvitbskfl5">
               <w:r>
                 <w:rPr>
                   <w:rFonts w:ascii="Arial" w:cs="Arial" w:eastAsia="Arial" w:hAnsi="Arial"/>
@@ -16536,7 +16536,7 @@
               <w:spacing w:after="10" w:before="0"/>
               <w:ind w:left="120"/>
             </w:pPr>
-            <w:hyperlink w:history="1" r:id="rIdp3wyu0u8ldnnlv9oon8ly">
+            <w:hyperlink w:history="1" r:id="rIdg2ztaizqnpywxwv1z5q2t">
               <w:r>
                 <w:rPr>
                   <w:rFonts w:ascii="Arial" w:cs="Arial" w:eastAsia="Arial" w:hAnsi="Arial"/>
@@ -16581,7 +16581,7 @@
             <w:pPr>
               <w:spacing w:after="20" w:before="0"/>
             </w:pPr>
-            <w:hyperlink w:history="1" r:id="rIdvomru8nohlgejz5oijvib">
+            <w:hyperlink w:history="1" r:id="rIdxkwtyp18qze72dp4zmphr">
               <w:r>
                 <w:rPr>
                   <w:rFonts w:ascii="Arial" w:cs="Arial" w:eastAsia="Arial" w:hAnsi="Arial"/>
@@ -16630,7 +16630,7 @@
               <w:spacing w:after="10" w:before="0"/>
               <w:ind w:left="120"/>
             </w:pPr>
-            <w:hyperlink w:history="1" r:id="rIdzeuineccdis6fec8_q7n6">
+            <w:hyperlink w:history="1" r:id="rIda5smfrwlgicskeytbnj3_">
               <w:r>
                 <w:rPr>
                   <w:rFonts w:ascii="Arial" w:cs="Arial" w:eastAsia="Arial" w:hAnsi="Arial"/>
@@ -16830,7 +16830,7 @@
             <w:pPr>
               <w:spacing w:after="20" w:before="0"/>
             </w:pPr>
-            <w:hyperlink w:history="1" r:id="rId9kqomtemeg_6mdj9xia1i">
+            <w:hyperlink w:history="1" r:id="rIdpae6kpktdwvaup_02eo9k">
               <w:r>
                 <w:rPr>
                   <w:rFonts w:ascii="Arial" w:cs="Arial" w:eastAsia="Arial" w:hAnsi="Arial"/>
@@ -16863,7 +16863,7 @@
               <w:spacing w:after="10" w:before="0"/>
               <w:ind w:left="120"/>
             </w:pPr>
-            <w:hyperlink w:history="1" r:id="rId6vy1t5vw4drsickv9fuys">
+            <w:hyperlink w:history="1" r:id="rIdhpewkwy7o5zt8osivkc8a">
               <w:r>
                 <w:rPr>
                   <w:rFonts w:ascii="Arial" w:cs="Arial" w:eastAsia="Arial" w:hAnsi="Arial"/>
@@ -16908,7 +16908,7 @@
             <w:pPr>
               <w:spacing w:after="20" w:before="0"/>
             </w:pPr>
-            <w:hyperlink w:history="1" r:id="rIdswgldnpltnoyayat3x0q3">
+            <w:hyperlink w:history="1" r:id="rIdhqgjepjk443gl-njmfcr4">
               <w:r>
                 <w:rPr>
                   <w:rFonts w:ascii="Arial" w:cs="Arial" w:eastAsia="Arial" w:hAnsi="Arial"/>
@@ -16957,7 +16957,7 @@
               <w:spacing w:after="10" w:before="0"/>
               <w:ind w:left="120"/>
             </w:pPr>
-            <w:hyperlink w:history="1" r:id="rIdjjt6e7lpddhbjcnl0hjau">
+            <w:hyperlink w:history="1" r:id="rId4zixo4pgrde7zp8l98a4n">
               <w:r>
                 <w:rPr>
                   <w:rFonts w:ascii="Arial" w:cs="Arial" w:eastAsia="Arial" w:hAnsi="Arial"/>
@@ -17157,7 +17157,7 @@
             <w:pPr>
               <w:spacing w:after="20" w:before="0"/>
             </w:pPr>
-            <w:hyperlink w:history="1" r:id="rId-8bfyciofueizb1n3adft">
+            <w:hyperlink w:history="1" r:id="rIdclza5euzqbkcz2nx-rqxd">
               <w:r>
                 <w:rPr>
                   <w:rFonts w:ascii="Arial" w:cs="Arial" w:eastAsia="Arial" w:hAnsi="Arial"/>
@@ -17206,7 +17206,7 @@
               <w:spacing w:after="10" w:before="0"/>
               <w:ind w:left="120"/>
             </w:pPr>
-            <w:hyperlink w:history="1" r:id="rId9z-5t7rvozlysvq-kkgc_">
+            <w:hyperlink w:history="1" r:id="rIdjfjz30qydax4bmpgdafwh">
               <w:r>
                 <w:rPr>
                   <w:rFonts w:ascii="Arial" w:cs="Arial" w:eastAsia="Arial" w:hAnsi="Arial"/>
@@ -17251,7 +17251,7 @@
             <w:pPr>
               <w:spacing w:after="20" w:before="0"/>
             </w:pPr>
-            <w:hyperlink w:history="1" r:id="rIdckjqcltqzyyijxfeebnha">
+            <w:hyperlink w:history="1" r:id="rIdolfwq_8zgqgh-ppu0xjxj">
               <w:r>
                 <w:rPr>
                   <w:rFonts w:ascii="Arial" w:cs="Arial" w:eastAsia="Arial" w:hAnsi="Arial"/>
@@ -17300,7 +17300,7 @@
               <w:spacing w:after="10" w:before="0"/>
               <w:ind w:left="120"/>
             </w:pPr>
-            <w:hyperlink w:history="1" r:id="rIdjasqqacns_fhm2k9miwpv">
+            <w:hyperlink w:history="1" r:id="rIdlwue2qrzd3o3ecyhl5-fu">
               <w:r>
                 <w:rPr>
                   <w:rFonts w:ascii="Arial" w:cs="Arial" w:eastAsia="Arial" w:hAnsi="Arial"/>
@@ -17905,7 +17905,7 @@
         </w:rPr>
         <w:t xml:space="preserve">© 2026 SeaVuria and ARES. Aligned with KICD objectives. Developed by SeaVuria; technical implementation by ARES (with AI assistance from Claude). Licensed under </w:t>
       </w:r>
-      <w:hyperlink w:history="1" r:id="rIddjwii2w2c3xxeungiewih">
+      <w:hyperlink w:history="1" r:id="rIdtvumu9fwtxrwdthgu9miw">
         <w:r>
           <w:rPr>
             <w:rFonts w:ascii="Arial" w:cs="Arial" w:eastAsia="Arial" w:hAnsi="Arial"/>
@@ -17926,7 +17926,7 @@
         </w:rPr>
         <w:t xml:space="preserve"> (</w:t>
       </w:r>
-      <w:hyperlink w:history="1" r:id="rId0ysjdv80b3ikwi3thk8ej">
+      <w:hyperlink w:history="1" r:id="rIdmhtacxmqpz2anagu9bett">
         <w:r>
           <w:rPr>
             <w:rFonts w:ascii="Arial" w:cs="Arial" w:eastAsia="Arial" w:hAnsi="Arial"/>
@@ -18966,7 +18966,7 @@
             <w:pPr>
               <w:spacing w:after="20" w:before="0"/>
             </w:pPr>
-            <w:hyperlink w:history="1" r:id="rIdojcrtblufkwzhhbzvv0qy">
+            <w:hyperlink w:history="1" r:id="rIdwbe-qs9o1e3jamo1yk2lf">
               <w:r>
                 <w:rPr>
                   <w:rFonts w:ascii="Arial" w:cs="Arial" w:eastAsia="Arial" w:hAnsi="Arial"/>
@@ -18999,7 +18999,7 @@
               <w:spacing w:after="10" w:before="0"/>
               <w:ind w:left="120"/>
             </w:pPr>
-            <w:hyperlink w:history="1" r:id="rIdnyhyyomgcpshjme-mbs8o">
+            <w:hyperlink w:history="1" r:id="rIdigmnod-wcbcfcklwi4mvv">
               <w:r>
                 <w:rPr>
                   <w:rFonts w:ascii="Arial" w:cs="Arial" w:eastAsia="Arial" w:hAnsi="Arial"/>
@@ -19044,7 +19044,7 @@
             <w:pPr>
               <w:spacing w:after="20" w:before="0"/>
             </w:pPr>
-            <w:hyperlink w:history="1" r:id="rId4v_nlihpc97uq6obzq-d2">
+            <w:hyperlink w:history="1" r:id="rIdstimtlqdhkkfyqytiz24k">
               <w:r>
                 <w:rPr>
                   <w:rFonts w:ascii="Arial" w:cs="Arial" w:eastAsia="Arial" w:hAnsi="Arial"/>
@@ -19077,7 +19077,7 @@
               <w:spacing w:after="10" w:before="0"/>
               <w:ind w:left="120"/>
             </w:pPr>
-            <w:hyperlink w:history="1" r:id="rId9houhl02_gvrdojglqee-">
+            <w:hyperlink w:history="1" r:id="rId_feowpzgsfvk2lthioo0v">
               <w:r>
                 <w:rPr>
                   <w:rFonts w:ascii="Arial" w:cs="Arial" w:eastAsia="Arial" w:hAnsi="Arial"/>
@@ -19277,7 +19277,7 @@
             <w:pPr>
               <w:spacing w:after="20" w:before="0"/>
             </w:pPr>
-            <w:hyperlink w:history="1" r:id="rIdgp6dwswbpgeuwxo4o2khk">
+            <w:hyperlink w:history="1" r:id="rIdgng8pfbxu3ginuvuhhgay">
               <w:r>
                 <w:rPr>
                   <w:rFonts w:ascii="Arial" w:cs="Arial" w:eastAsia="Arial" w:hAnsi="Arial"/>
@@ -19310,7 +19310,7 @@
               <w:spacing w:after="10" w:before="0"/>
               <w:ind w:left="120"/>
             </w:pPr>
-            <w:hyperlink w:history="1" r:id="rIdbefhqxbpmc2-ydwuyzi6q">
+            <w:hyperlink w:history="1" r:id="rIdmu7uzvbrkwweoo_v7jb1c">
               <w:r>
                 <w:rPr>
                   <w:rFonts w:ascii="Arial" w:cs="Arial" w:eastAsia="Arial" w:hAnsi="Arial"/>
@@ -19355,7 +19355,7 @@
             <w:pPr>
               <w:spacing w:after="20" w:before="0"/>
             </w:pPr>
-            <w:hyperlink w:history="1" r:id="rIdgo42cxytb5azhkzwrejqs">
+            <w:hyperlink w:history="1" r:id="rIdlhs2dqyxc7aub3f4wk-6z">
               <w:r>
                 <w:rPr>
                   <w:rFonts w:ascii="Arial" w:cs="Arial" w:eastAsia="Arial" w:hAnsi="Arial"/>
@@ -19388,7 +19388,7 @@
               <w:spacing w:after="10" w:before="0"/>
               <w:ind w:left="120"/>
             </w:pPr>
-            <w:hyperlink w:history="1" r:id="rIdesnwtovh86qwfbhg5htji">
+            <w:hyperlink w:history="1" r:id="rIdjetw-wmkvnvjdxoriykyz">
               <w:r>
                 <w:rPr>
                   <w:rFonts w:ascii="Arial" w:cs="Arial" w:eastAsia="Arial" w:hAnsi="Arial"/>
@@ -19588,7 +19588,7 @@
             <w:pPr>
               <w:spacing w:after="20" w:before="0"/>
             </w:pPr>
-            <w:hyperlink w:history="1" r:id="rIdlewfu2o-kvmk2fvuuauo9">
+            <w:hyperlink w:history="1" r:id="rIdltl2mmfkeqx3m7zbhmoki">
               <w:r>
                 <w:rPr>
                   <w:rFonts w:ascii="Arial" w:cs="Arial" w:eastAsia="Arial" w:hAnsi="Arial"/>
@@ -19621,7 +19621,7 @@
               <w:spacing w:after="10" w:before="0"/>
               <w:ind w:left="120"/>
             </w:pPr>
-            <w:hyperlink w:history="1" r:id="rIdparcamkfij-ijfeg42rmd">
+            <w:hyperlink w:history="1" r:id="rIdmjxbolzounz7mpu8rnwkt">
               <w:r>
                 <w:rPr>
                   <w:rFonts w:ascii="Arial" w:cs="Arial" w:eastAsia="Arial" w:hAnsi="Arial"/>
@@ -19666,7 +19666,7 @@
             <w:pPr>
               <w:spacing w:after="20" w:before="0"/>
             </w:pPr>
-            <w:hyperlink w:history="1" r:id="rIdm6k_lnan6dqc7tb6k_oi_">
+            <w:hyperlink w:history="1" r:id="rIdedmimpciwo98cnhllf1h9">
               <w:r>
                 <w:rPr>
                   <w:rFonts w:ascii="Arial" w:cs="Arial" w:eastAsia="Arial" w:hAnsi="Arial"/>
@@ -19715,7 +19715,7 @@
               <w:spacing w:after="10" w:before="0"/>
               <w:ind w:left="120"/>
             </w:pPr>
-            <w:hyperlink w:history="1" r:id="rId0y-zsye2qrhn7avm_x-rs">
+            <w:hyperlink w:history="1" r:id="rIdckwfngmkjrbui1_bdeou9">
               <w:r>
                 <w:rPr>
                   <w:rFonts w:ascii="Arial" w:cs="Arial" w:eastAsia="Arial" w:hAnsi="Arial"/>
@@ -19915,7 +19915,7 @@
             <w:pPr>
               <w:spacing w:after="20" w:before="0"/>
             </w:pPr>
-            <w:hyperlink w:history="1" r:id="rIdz3u0n-lycidquup48qdi9">
+            <w:hyperlink w:history="1" r:id="rIdp0jo1wga2o1ql1k7cftzf">
               <w:r>
                 <w:rPr>
                   <w:rFonts w:ascii="Arial" w:cs="Arial" w:eastAsia="Arial" w:hAnsi="Arial"/>
@@ -19948,7 +19948,7 @@
               <w:spacing w:after="10" w:before="0"/>
               <w:ind w:left="120"/>
             </w:pPr>
-            <w:hyperlink w:history="1" r:id="rId6rjsnykqseri8mirijqmw">
+            <w:hyperlink w:history="1" r:id="rId5cvoqi5cl1edky55volpw">
               <w:r>
                 <w:rPr>
                   <w:rFonts w:ascii="Arial" w:cs="Arial" w:eastAsia="Arial" w:hAnsi="Arial"/>
@@ -19993,7 +19993,7 @@
             <w:pPr>
               <w:spacing w:after="20" w:before="0"/>
             </w:pPr>
-            <w:hyperlink w:history="1" r:id="rIdpvyzydhfsolb0-8rlzwlv">
+            <w:hyperlink w:history="1" r:id="rIddnji6wfsfwdikk5jywavw">
               <w:r>
                 <w:rPr>
                   <w:rFonts w:ascii="Arial" w:cs="Arial" w:eastAsia="Arial" w:hAnsi="Arial"/>
@@ -20042,7 +20042,7 @@
               <w:spacing w:after="10" w:before="0"/>
               <w:ind w:left="120"/>
             </w:pPr>
-            <w:hyperlink w:history="1" r:id="rIdenespjrmio0kf3464ccky">
+            <w:hyperlink w:history="1" r:id="rId3gadap8d3x5sxr-xbq7jc">
               <w:r>
                 <w:rPr>
                   <w:rFonts w:ascii="Arial" w:cs="Arial" w:eastAsia="Arial" w:hAnsi="Arial"/>
@@ -20242,7 +20242,7 @@
             <w:pPr>
               <w:spacing w:after="20" w:before="0"/>
             </w:pPr>
-            <w:hyperlink w:history="1" r:id="rId0rcd03mwbx3-htkbj-d7i">
+            <w:hyperlink w:history="1" r:id="rId_u-iub4mxoh9ozzsybsqp">
               <w:r>
                 <w:rPr>
                   <w:rFonts w:ascii="Arial" w:cs="Arial" w:eastAsia="Arial" w:hAnsi="Arial"/>
@@ -20275,7 +20275,7 @@
               <w:spacing w:after="10" w:before="0"/>
               <w:ind w:left="120"/>
             </w:pPr>
-            <w:hyperlink w:history="1" r:id="rIdoetgmaoretmu-hdsa49ja">
+            <w:hyperlink w:history="1" r:id="rIdilslsm99slch-za6tv5y7">
               <w:r>
                 <w:rPr>
                   <w:rFonts w:ascii="Arial" w:cs="Arial" w:eastAsia="Arial" w:hAnsi="Arial"/>
@@ -20320,7 +20320,7 @@
             <w:pPr>
               <w:spacing w:after="20" w:before="0"/>
             </w:pPr>
-            <w:hyperlink w:history="1" r:id="rIdwnqjgixcgucsh93o_puko">
+            <w:hyperlink w:history="1" r:id="rIdaia3pckfvvz470i1_4vln">
               <w:r>
                 <w:rPr>
                   <w:rFonts w:ascii="Arial" w:cs="Arial" w:eastAsia="Arial" w:hAnsi="Arial"/>
@@ -20369,7 +20369,7 @@
               <w:spacing w:after="10" w:before="0"/>
               <w:ind w:left="120"/>
             </w:pPr>
-            <w:hyperlink w:history="1" r:id="rIdk4qqb7-e35c90xnb2xgrq">
+            <w:hyperlink w:history="1" r:id="rIdqlkglratyu5zjwu94h4im">
               <w:r>
                 <w:rPr>
                   <w:rFonts w:ascii="Arial" w:cs="Arial" w:eastAsia="Arial" w:hAnsi="Arial"/>
@@ -20894,7 +20894,7 @@
         </w:rPr>
         <w:t xml:space="preserve">© 2026 SeaVuria and ARES. Aligned with KICD objectives. Developed by SeaVuria; technical implementation by ARES (with AI assistance from Claude). Licensed under </w:t>
       </w:r>
-      <w:hyperlink w:history="1" r:id="rIds0_meualt7h2tnlpea9oj">
+      <w:hyperlink w:history="1" r:id="rIdv_dtlvyahboakz2onasqu">
         <w:r>
           <w:rPr>
             <w:rFonts w:ascii="Arial" w:cs="Arial" w:eastAsia="Arial" w:hAnsi="Arial"/>
@@ -20915,7 +20915,7 @@
         </w:rPr>
         <w:t xml:space="preserve"> (</w:t>
       </w:r>
-      <w:hyperlink w:history="1" r:id="rIdlibqb8igoraf_kbjr9nnq">
+      <w:hyperlink w:history="1" r:id="rIdsmtnnhvjb4mg9rljkvnu-">
         <w:r>
           <w:rPr>
             <w:rFonts w:ascii="Arial" w:cs="Arial" w:eastAsia="Arial" w:hAnsi="Arial"/>
@@ -22115,7 +22115,7 @@
             <w:pPr>
               <w:spacing w:after="20" w:before="0"/>
             </w:pPr>
-            <w:hyperlink w:history="1" r:id="rIdbacxjepy5f-fmrswgzqsn">
+            <w:hyperlink w:history="1" r:id="rIdvs3rhf6dt8ea0chjfleia">
               <w:r>
                 <w:rPr>
                   <w:rFonts w:ascii="Arial" w:cs="Arial" w:eastAsia="Arial" w:hAnsi="Arial"/>
@@ -22148,7 +22148,7 @@
               <w:spacing w:after="10" w:before="0"/>
               <w:ind w:left="120"/>
             </w:pPr>
-            <w:hyperlink w:history="1" r:id="rIdoda8vugcicircgrgas8sz">
+            <w:hyperlink w:history="1" r:id="rIdkwik1gjfue3tdkzmb9-ln">
               <w:r>
                 <w:rPr>
                   <w:rFonts w:ascii="Arial" w:cs="Arial" w:eastAsia="Arial" w:hAnsi="Arial"/>
@@ -22210,7 +22210,7 @@
               <w:spacing w:after="10" w:before="0"/>
               <w:ind w:left="120"/>
             </w:pPr>
-            <w:hyperlink w:history="1" r:id="rIdye6aov42ozgicqljucwxu">
+            <w:hyperlink w:history="1" r:id="rIdeqinskf3vaqsth-nzwhlm">
               <w:r>
                 <w:rPr>
                   <w:rFonts w:ascii="Arial" w:cs="Arial" w:eastAsia="Arial" w:hAnsi="Arial"/>
@@ -22425,7 +22425,7 @@
             <w:pPr>
               <w:spacing w:after="20" w:before="0"/>
             </w:pPr>
-            <w:hyperlink w:history="1" r:id="rId8wfp2ypf3egn2pseftzm0">
+            <w:hyperlink w:history="1" r:id="rIdv0wb9qutyrlks8ahzvcgv">
               <w:r>
                 <w:rPr>
                   <w:rFonts w:ascii="Arial" w:cs="Arial" w:eastAsia="Arial" w:hAnsi="Arial"/>
@@ -22458,7 +22458,7 @@
               <w:spacing w:after="10" w:before="0"/>
               <w:ind w:left="120"/>
             </w:pPr>
-            <w:hyperlink w:history="1" r:id="rIdskvzfgwdovmpmrwkctcnl">
+            <w:hyperlink w:history="1" r:id="rIdz7cptaducnltwctwgtdhx">
               <w:r>
                 <w:rPr>
                   <w:rFonts w:ascii="Arial" w:cs="Arial" w:eastAsia="Arial" w:hAnsi="Arial"/>
@@ -22520,7 +22520,7 @@
               <w:spacing w:after="10" w:before="0"/>
               <w:ind w:left="120"/>
             </w:pPr>
-            <w:hyperlink w:history="1" r:id="rId8llakmmicwpqqoekmwidx">
+            <w:hyperlink w:history="1" r:id="rIdj6hma9kizpbim-edp9kfp">
               <w:r>
                 <w:rPr>
                   <w:rFonts w:ascii="Arial" w:cs="Arial" w:eastAsia="Arial" w:hAnsi="Arial"/>
@@ -22735,7 +22735,7 @@
             <w:pPr>
               <w:spacing w:after="20" w:before="0"/>
             </w:pPr>
-            <w:hyperlink w:history="1" r:id="rIddshmbqkc_xcnp9yk4mbfj">
+            <w:hyperlink w:history="1" r:id="rId60gee0i8omm9vzklb66jx">
               <w:r>
                 <w:rPr>
                   <w:rFonts w:ascii="Arial" w:cs="Arial" w:eastAsia="Arial" w:hAnsi="Arial"/>
@@ -22784,7 +22784,7 @@
               <w:spacing w:after="10" w:before="0"/>
               <w:ind w:left="120"/>
             </w:pPr>
-            <w:hyperlink w:history="1" r:id="rIdpwra7vo0s1jobqsz5cpqp">
+            <w:hyperlink w:history="1" r:id="rId_2c64dqgxu6jarhfumjpq">
               <w:r>
                 <w:rPr>
                   <w:rFonts w:ascii="Arial" w:cs="Arial" w:eastAsia="Arial" w:hAnsi="Arial"/>
@@ -22846,7 +22846,7 @@
               <w:spacing w:after="10" w:before="0"/>
               <w:ind w:left="120"/>
             </w:pPr>
-            <w:hyperlink w:history="1" r:id="rIdl6wc2okm7yhsqkevvz20q">
+            <w:hyperlink w:history="1" r:id="rIdakq6o_jneerwj2hbni8im">
               <w:r>
                 <w:rPr>
                   <w:rFonts w:ascii="Arial" w:cs="Arial" w:eastAsia="Arial" w:hAnsi="Arial"/>
@@ -23061,7 +23061,7 @@
             <w:pPr>
               <w:spacing w:after="20" w:before="0"/>
             </w:pPr>
-            <w:hyperlink w:history="1" r:id="rIdaozo4hllr5rrxh4p6ksbt">
+            <w:hyperlink w:history="1" r:id="rIddsku28b5sxcw8io5j4xic">
               <w:r>
                 <w:rPr>
                   <w:rFonts w:ascii="Arial" w:cs="Arial" w:eastAsia="Arial" w:hAnsi="Arial"/>
@@ -23110,7 +23110,7 @@
               <w:spacing w:after="10" w:before="0"/>
               <w:ind w:left="120"/>
             </w:pPr>
-            <w:hyperlink w:history="1" r:id="rIdhii82hj86tzvbwh418wrh">
+            <w:hyperlink w:history="1" r:id="rIdyg2mqbe4t3czfvgiog52h">
               <w:r>
                 <w:rPr>
                   <w:rFonts w:ascii="Arial" w:cs="Arial" w:eastAsia="Arial" w:hAnsi="Arial"/>
@@ -23172,7 +23172,7 @@
               <w:spacing w:after="10" w:before="0"/>
               <w:ind w:left="120"/>
             </w:pPr>
-            <w:hyperlink w:history="1" r:id="rIdct1uresu8y90sqgjkgxrc">
+            <w:hyperlink w:history="1" r:id="rIdfw37fyg4u0j6qhifw1wcv">
               <w:r>
                 <w:rPr>
                   <w:rFonts w:ascii="Arial" w:cs="Arial" w:eastAsia="Arial" w:hAnsi="Arial"/>
@@ -23387,7 +23387,7 @@
             <w:pPr>
               <w:spacing w:after="20" w:before="0"/>
             </w:pPr>
-            <w:hyperlink w:history="1" r:id="rId8-5iswxcukgeevtqubldn">
+            <w:hyperlink w:history="1" r:id="rIdexg0hoffalexnwvf8hpja">
               <w:r>
                 <w:rPr>
                   <w:rFonts w:ascii="Arial" w:cs="Arial" w:eastAsia="Arial" w:hAnsi="Arial"/>
@@ -23436,7 +23436,7 @@
               <w:spacing w:after="10" w:before="0"/>
               <w:ind w:left="120"/>
             </w:pPr>
-            <w:hyperlink w:history="1" r:id="rIdyhrr9j56hi9upvln3ugsq">
+            <w:hyperlink w:history="1" r:id="rIdesd22yftjmnlguowrwwbk">
               <w:r>
                 <w:rPr>
                   <w:rFonts w:ascii="Arial" w:cs="Arial" w:eastAsia="Arial" w:hAnsi="Arial"/>
@@ -23498,7 +23498,7 @@
               <w:spacing w:after="10" w:before="0"/>
               <w:ind w:left="120"/>
             </w:pPr>
-            <w:hyperlink w:history="1" r:id="rIdzyafrk52nlv_m3mu9k3xs">
+            <w:hyperlink w:history="1" r:id="rIdoj9pdbuxqelj4lnrb-zj9">
               <w:r>
                 <w:rPr>
                   <w:rFonts w:ascii="Arial" w:cs="Arial" w:eastAsia="Arial" w:hAnsi="Arial"/>
@@ -24118,7 +24118,7 @@
         </w:rPr>
         <w:t xml:space="preserve">© 2026 SeaVuria and ARES. Aligned with KICD objectives. Developed by SeaVuria; technical implementation by ARES (with AI assistance from Claude). Licensed under </w:t>
       </w:r>
-      <w:hyperlink w:history="1" r:id="rIdz1te_0cp6imutwzulhbv2">
+      <w:hyperlink w:history="1" r:id="rIdjuwghmoubmnxhi6aipojs">
         <w:r>
           <w:rPr>
             <w:rFonts w:ascii="Arial" w:cs="Arial" w:eastAsia="Arial" w:hAnsi="Arial"/>
@@ -24139,7 +24139,7 @@
         </w:rPr>
         <w:t xml:space="preserve"> (</w:t>
       </w:r>
-      <w:hyperlink w:history="1" r:id="rIddqonujfobtv9ehhsjqhbr">
+      <w:hyperlink w:history="1" r:id="rIdevepcaqvvz51h8zpyulgn">
         <w:r>
           <w:rPr>
             <w:rFonts w:ascii="Arial" w:cs="Arial" w:eastAsia="Arial" w:hAnsi="Arial"/>
@@ -25179,7 +25179,7 @@
             <w:pPr>
               <w:spacing w:after="20" w:before="0"/>
             </w:pPr>
-            <w:hyperlink w:history="1" r:id="rIdbcnvzh9gvuue1fculaftr">
+            <w:hyperlink w:history="1" r:id="rIdxacrtsaa1xta47qcm9roj">
               <w:r>
                 <w:rPr>
                   <w:rFonts w:ascii="Arial" w:cs="Arial" w:eastAsia="Arial" w:hAnsi="Arial"/>
@@ -25212,7 +25212,7 @@
               <w:spacing w:after="10" w:before="0"/>
               <w:ind w:left="120"/>
             </w:pPr>
-            <w:hyperlink w:history="1" r:id="rId-b6mcaym4dexaecjkbg_y">
+            <w:hyperlink w:history="1" r:id="rIde1oaoqv5mgliedu_7c9wj">
               <w:r>
                 <w:rPr>
                   <w:rFonts w:ascii="Arial" w:cs="Arial" w:eastAsia="Arial" w:hAnsi="Arial"/>
@@ -25257,7 +25257,7 @@
             <w:pPr>
               <w:spacing w:after="20" w:before="0"/>
             </w:pPr>
-            <w:hyperlink w:history="1" r:id="rIdyyll3znfxgzbowdgry47d">
+            <w:hyperlink w:history="1" r:id="rIdvrjafrundwrc9q_fpb0ct">
               <w:r>
                 <w:rPr>
                   <w:rFonts w:ascii="Arial" w:cs="Arial" w:eastAsia="Arial" w:hAnsi="Arial"/>
@@ -25290,7 +25290,7 @@
               <w:spacing w:after="10" w:before="0"/>
               <w:ind w:left="120"/>
             </w:pPr>
-            <w:hyperlink w:history="1" r:id="rIdnf3dwvnz4urfv_jf5mszz">
+            <w:hyperlink w:history="1" r:id="rIdzuegwra14m81ivbywwpml">
               <w:r>
                 <w:rPr>
                   <w:rFonts w:ascii="Arial" w:cs="Arial" w:eastAsia="Arial" w:hAnsi="Arial"/>
@@ -25490,7 +25490,7 @@
             <w:pPr>
               <w:spacing w:after="20" w:before="0"/>
             </w:pPr>
-            <w:hyperlink w:history="1" r:id="rId4gjko2mo6da7lbvl6h4ir">
+            <w:hyperlink w:history="1" r:id="rIdcvtuieiulk5qjychabfsm">
               <w:r>
                 <w:rPr>
                   <w:rFonts w:ascii="Arial" w:cs="Arial" w:eastAsia="Arial" w:hAnsi="Arial"/>
@@ -25523,7 +25523,7 @@
               <w:spacing w:after="10" w:before="0"/>
               <w:ind w:left="120"/>
             </w:pPr>
-            <w:hyperlink w:history="1" r:id="rIdqy-tnhj0pt0__r6wh0gy1">
+            <w:hyperlink w:history="1" r:id="rIdvhxogxsggwy4uxga1zlzq">
               <w:r>
                 <w:rPr>
                   <w:rFonts w:ascii="Arial" w:cs="Arial" w:eastAsia="Arial" w:hAnsi="Arial"/>
@@ -25568,7 +25568,7 @@
             <w:pPr>
               <w:spacing w:after="20" w:before="0"/>
             </w:pPr>
-            <w:hyperlink w:history="1" r:id="rIdta6osfu-r1t0lhysdbnup">
+            <w:hyperlink w:history="1" r:id="rId4zrsaawswqsndfvv5ejws">
               <w:r>
                 <w:rPr>
                   <w:rFonts w:ascii="Arial" w:cs="Arial" w:eastAsia="Arial" w:hAnsi="Arial"/>
@@ -25601,7 +25601,7 @@
               <w:spacing w:after="10" w:before="0"/>
               <w:ind w:left="120"/>
             </w:pPr>
-            <w:hyperlink w:history="1" r:id="rIdi407lmwqcxlpulbx-yw5h">
+            <w:hyperlink w:history="1" r:id="rIdip64bpyq5vtvch3zoqvgh">
               <w:r>
                 <w:rPr>
                   <w:rFonts w:ascii="Arial" w:cs="Arial" w:eastAsia="Arial" w:hAnsi="Arial"/>
@@ -25801,7 +25801,7 @@
             <w:pPr>
               <w:spacing w:after="20" w:before="0"/>
             </w:pPr>
-            <w:hyperlink w:history="1" r:id="rIdnhkxmzyayr02xxzqrkhsv">
+            <w:hyperlink w:history="1" r:id="rId6onoz5cmx7pntphxu2zah">
               <w:r>
                 <w:rPr>
                   <w:rFonts w:ascii="Arial" w:cs="Arial" w:eastAsia="Arial" w:hAnsi="Arial"/>
@@ -25850,7 +25850,7 @@
               <w:spacing w:after="10" w:before="0"/>
               <w:ind w:left="120"/>
             </w:pPr>
-            <w:hyperlink w:history="1" r:id="rIdgbuamanxqac5t2g8x5nc3">
+            <w:hyperlink w:history="1" r:id="rIdm6zsndsba4gj9l-gzaouo">
               <w:r>
                 <w:rPr>
                   <w:rFonts w:ascii="Arial" w:cs="Arial" w:eastAsia="Arial" w:hAnsi="Arial"/>
@@ -25895,7 +25895,7 @@
             <w:pPr>
               <w:spacing w:after="20" w:before="0"/>
             </w:pPr>
-            <w:hyperlink w:history="1" r:id="rIdbsvju9iqrmguqbgmahnvh">
+            <w:hyperlink w:history="1" r:id="rIdvfxo606gqbwhza4u5_yrc">
               <w:r>
                 <w:rPr>
                   <w:rFonts w:ascii="Arial" w:cs="Arial" w:eastAsia="Arial" w:hAnsi="Arial"/>
@@ -25928,7 +25928,7 @@
               <w:spacing w:after="10" w:before="0"/>
               <w:ind w:left="120"/>
             </w:pPr>
-            <w:hyperlink w:history="1" r:id="rId6xyhftssxvtwtjddde7yv">
+            <w:hyperlink w:history="1" r:id="rIdjw8wb-vievkp2z8vhs9f9">
               <w:r>
                 <w:rPr>
                   <w:rFonts w:ascii="Arial" w:cs="Arial" w:eastAsia="Arial" w:hAnsi="Arial"/>
@@ -26128,7 +26128,7 @@
             <w:pPr>
               <w:spacing w:after="20" w:before="0"/>
             </w:pPr>
-            <w:hyperlink w:history="1" r:id="rIdkle8sj6nuz572c63j4xmt">
+            <w:hyperlink w:history="1" r:id="rIdpx56gonvez0ndthww29ef">
               <w:r>
                 <w:rPr>
                   <w:rFonts w:ascii="Arial" w:cs="Arial" w:eastAsia="Arial" w:hAnsi="Arial"/>
@@ -26177,7 +26177,7 @@
               <w:spacing w:after="10" w:before="0"/>
               <w:ind w:left="120"/>
             </w:pPr>
-            <w:hyperlink w:history="1" r:id="rIdx-b8u3elroei9yzm2tjqz">
+            <w:hyperlink w:history="1" r:id="rIdes2wrtwkbd9wnx3i9lgyp">
               <w:r>
                 <w:rPr>
                   <w:rFonts w:ascii="Arial" w:cs="Arial" w:eastAsia="Arial" w:hAnsi="Arial"/>
@@ -26222,7 +26222,7 @@
             <w:pPr>
               <w:spacing w:after="20" w:before="0"/>
             </w:pPr>
-            <w:hyperlink w:history="1" r:id="rIdjvjrawnnhl4m7rwh76xsv">
+            <w:hyperlink w:history="1" r:id="rIdrlkgdxcfdpnbq4kxmzt84">
               <w:r>
                 <w:rPr>
                   <w:rFonts w:ascii="Arial" w:cs="Arial" w:eastAsia="Arial" w:hAnsi="Arial"/>
@@ -26255,7 +26255,7 @@
               <w:spacing w:after="10" w:before="0"/>
               <w:ind w:left="120"/>
             </w:pPr>
-            <w:hyperlink w:history="1" r:id="rIdgy1y1tzyyai2gee4twqw6">
+            <w:hyperlink w:history="1" r:id="rIdfy1nh0zdikbuxkgoud7ff">
               <w:r>
                 <w:rPr>
                   <w:rFonts w:ascii="Arial" w:cs="Arial" w:eastAsia="Arial" w:hAnsi="Arial"/>
@@ -26455,7 +26455,7 @@
             <w:pPr>
               <w:spacing w:after="20" w:before="0"/>
             </w:pPr>
-            <w:hyperlink w:history="1" r:id="rIdris0e0malp1xyp3qybkr5">
+            <w:hyperlink w:history="1" r:id="rId7rsso-5wgekm9-xtpetvk">
               <w:r>
                 <w:rPr>
                   <w:rFonts w:ascii="Arial" w:cs="Arial" w:eastAsia="Arial" w:hAnsi="Arial"/>
@@ -26504,7 +26504,7 @@
               <w:spacing w:after="10" w:before="0"/>
               <w:ind w:left="120"/>
             </w:pPr>
-            <w:hyperlink w:history="1" r:id="rIddbcp2hypfqak_ebdc0sji">
+            <w:hyperlink w:history="1" r:id="rIdbf4bp2hda0tuzr4fxmlrm">
               <w:r>
                 <w:rPr>
                   <w:rFonts w:ascii="Arial" w:cs="Arial" w:eastAsia="Arial" w:hAnsi="Arial"/>
@@ -26549,7 +26549,7 @@
             <w:pPr>
               <w:spacing w:after="20" w:before="0"/>
             </w:pPr>
-            <w:hyperlink w:history="1" r:id="rIdgp2mqe0wmn-qzbk9ebjnz">
+            <w:hyperlink w:history="1" r:id="rIdl7-gvpvo9vknfzpxg45cb">
               <w:r>
                 <w:rPr>
                   <w:rFonts w:ascii="Arial" w:cs="Arial" w:eastAsia="Arial" w:hAnsi="Arial"/>
@@ -26582,7 +26582,7 @@
               <w:spacing w:after="10" w:before="0"/>
               <w:ind w:left="120"/>
             </w:pPr>
-            <w:hyperlink w:history="1" r:id="rIdha8s9ec94ikipz3w5acjk">
+            <w:hyperlink w:history="1" r:id="rId37ufmfb83phjzy2uvcj0n">
               <w:r>
                 <w:rPr>
                   <w:rFonts w:ascii="Arial" w:cs="Arial" w:eastAsia="Arial" w:hAnsi="Arial"/>
@@ -27107,7 +27107,7 @@
         </w:rPr>
         <w:t xml:space="preserve">© 2026 SeaVuria and ARES. Aligned with KICD objectives. Developed by SeaVuria; technical implementation by ARES (with AI assistance from Claude). Licensed under </w:t>
       </w:r>
-      <w:hyperlink w:history="1" r:id="rIdoclesqdfmxoszi6mdpkkq">
+      <w:hyperlink w:history="1" r:id="rIdferemwssz4rkomc8odzw1">
         <w:r>
           <w:rPr>
             <w:rFonts w:ascii="Arial" w:cs="Arial" w:eastAsia="Arial" w:hAnsi="Arial"/>
@@ -27128,7 +27128,7 @@
         </w:rPr>
         <w:t xml:space="preserve"> (</w:t>
       </w:r>
-      <w:hyperlink w:history="1" r:id="rIdvcguw6yuvszsygsehdlsl">
+      <w:hyperlink w:history="1" r:id="rIdqir2zi0dyq6odsglkef2w">
         <w:r>
           <w:rPr>
             <w:rFonts w:ascii="Arial" w:cs="Arial" w:eastAsia="Arial" w:hAnsi="Arial"/>
